--- a/downloads/teacher/05 Materials/Unit 03/Slides/Slides 03.19 - Careers in Human Services and Education and Unit 3 Test.docx
+++ b/downloads/teacher/05 Materials/Unit 03/Slides/Slides 03.19 - Careers in Human Services and Education and Unit 3 Test.docx
@@ -544,15 +544,6 @@
       </w:r>
       <w:r>
         <w:t xml:space="preserve">Notes: Two minutes, no more.</w:t>
-      </w:r>
-      <w:r>
-        <w:t xml:space="preserve"> </w:t>
-      </w:r>
-      <w:r>
-        <w:rPr>
-          <w:rStyle w:val="TeacherNote"/>
-        </w:rPr>
-        <w:t xml:space="preserve">[Sal: the counselor, the nurse, and the social worker are three of the eight; ask whether any of them will stand at their own card for two minutes.]</w:t>
       </w:r>
     </w:p>
     <w:p>
